--- a/docs/Курсовая_работа_Функциональное_Программирование.docx
+++ b/docs/Курсовая_работа_Функциональное_Программирование.docx
@@ -58,7 +58,7 @@
                 <w:szCs w:val="24"/>
               </w:rPr>
               <w:drawing>
-                <wp:inline distT="0" distB="0" distL="0" distR="0" wp14:anchorId="7DA4D5A0" wp14:editId="0925564F">
+                <wp:inline distT="0" distB="0" distL="0" distR="0" wp14:anchorId="7DA4D5A0" wp14:editId="1F3F4AE0">
                   <wp:extent cx="883920" cy="1005840"/>
                   <wp:effectExtent l="0" t="0" r="0" b="3810"/>
                   <wp:docPr id="1" name="Рисунок 1"/>
@@ -1069,7 +1069,6 @@
               </w:rPr>
               <w:t xml:space="preserve"> </w:t>
             </w:r>
-            <w:proofErr w:type="spellStart"/>
             <w:r>
               <w:rPr>
                 <w:i/>
@@ -1078,18 +1077,7 @@
                 <w:u w:val="single"/>
                 <w:lang w:val="en-US"/>
               </w:rPr>
-              <w:t>Григорий</w:t>
-            </w:r>
-            <w:proofErr w:type="spellEnd"/>
-            <w:r>
-              <w:rPr>
-                <w:i/>
-                <w:sz w:val="24"/>
-                <w:szCs w:val="24"/>
-                <w:u w:val="single"/>
-                <w:lang w:val="en-US"/>
-              </w:rPr>
-              <w:t xml:space="preserve"> </w:t>
+              <w:t xml:space="preserve">Григорий </w:t>
             </w:r>
             <w:proofErr w:type="spellStart"/>
             <w:r>
@@ -1264,9 +1252,12 @@
     <w:sdt>
       <w:sdtPr>
         <w:rPr>
-          <w:rFonts w:cs="Times New Roman"/>
+          <w:rFonts w:eastAsia="Times New Roman" w:cs="Times New Roman"/>
           <w:b w:val="0"/>
           <w:bCs w:val="0"/>
+          <w:color w:val="auto"/>
+          <w:sz w:val="20"/>
+          <w:szCs w:val="20"/>
         </w:rPr>
         <w:id w:val="-1891187305"/>
         <w:docPartObj>
@@ -1276,13 +1267,9 @@
       </w:sdtPr>
       <w:sdtEndPr>
         <w:rPr>
-          <w:rFonts w:eastAsia="Times New Roman"/>
           <w:b/>
           <w:bCs/>
           <w:noProof/>
-          <w:color w:val="auto"/>
-          <w:sz w:val="20"/>
-          <w:szCs w:val="20"/>
         </w:rPr>
       </w:sdtEndPr>
       <w:sdtContent>
@@ -4229,31 +4216,7 @@
                 <w:sz w:val="28"/>
                 <w:szCs w:val="28"/>
               </w:rPr>
-              <w:t>5.2 Анали</w:t>
-            </w:r>
-            <w:r>
-              <w:rPr>
-                <w:rStyle w:val="af3"/>
-                <w:rFonts w:ascii="Times New Roman" w:hAnsi="Times New Roman"/>
-                <w:b w:val="0"/>
-                <w:bCs w:val="0"/>
-                <w:noProof/>
-                <w:sz w:val="28"/>
-                <w:szCs w:val="28"/>
-              </w:rPr>
-              <w:t>з</w:t>
-            </w:r>
-            <w:r>
-              <w:rPr>
-                <w:rStyle w:val="af3"/>
-                <w:rFonts w:ascii="Times New Roman" w:hAnsi="Times New Roman"/>
-                <w:b w:val="0"/>
-                <w:bCs w:val="0"/>
-                <w:noProof/>
-                <w:sz w:val="28"/>
-                <w:szCs w:val="28"/>
-              </w:rPr>
-              <w:t xml:space="preserve"> поведения различных паттернов</w:t>
+              <w:t>5.2 Анализ поведения различных паттернов</w:t>
             </w:r>
             <w:r>
               <w:rPr>
@@ -5346,7 +5309,6 @@
         <w:rPr>
           <w:rFonts w:cs="Times New Roman"/>
           <w:szCs w:val="28"/>
-          <w:lang w:val="en-US"/>
         </w:rPr>
       </w:pPr>
       <w:bookmarkStart w:id="17" w:name="_Toc229413683"/>
@@ -5368,29 +5330,14 @@
         <w:rPr>
           <w:sz w:val="28"/>
           <w:szCs w:val="28"/>
-          <w:lang w:val="en-US"/>
-        </w:rPr>
-      </w:pPr>
-      <w:r>
-        <w:rPr>
-          <w:sz w:val="28"/>
-          <w:szCs w:val="28"/>
-        </w:rPr>
-        <w:t xml:space="preserve">В современном мире особое значение приобретает моделирование сложных систем и процессов с использованием вычислительных методов. Одним из эффективных инструментов для изучения таких процессов являются клеточные автоматы </w:t>
-      </w:r>
-      <w:r>
-        <w:rPr>
-          <w:sz w:val="28"/>
-          <w:szCs w:val="28"/>
-        </w:rPr>
-        <w:t>–</w:t>
-      </w:r>
-      <w:r>
-        <w:rPr>
-          <w:sz w:val="28"/>
-          <w:szCs w:val="28"/>
-        </w:rPr>
-        <w:t xml:space="preserve"> математические модели, позволяющие исследовать поведение сложных систем на основе простых локальных правил. Классическим примером подобной модели является «Игра жизни», предложенная английским математиком Джоном Конвеем.</w:t>
+        </w:rPr>
+      </w:pPr>
+      <w:r>
+        <w:rPr>
+          <w:sz w:val="28"/>
+          <w:szCs w:val="28"/>
+        </w:rPr>
+        <w:t>В современном мире особое значение приобретает моделирование сложных систем и процессов с использованием вычислительных методов. Одним из эффективных инструментов для изучения таких процессов являются клеточные автоматы – математические модели, позволяющие исследовать поведение сложных систем на основе простых локальных правил. Классическим примером подобной модели является «Игра жизни», предложенная английским математиком Джоном Конвеем.</w:t>
       </w:r>
     </w:p>
     <w:p>
@@ -5401,7 +5348,6 @@
         <w:rPr>
           <w:sz w:val="28"/>
           <w:szCs w:val="28"/>
-          <w:lang w:val="en-US"/>
         </w:rPr>
       </w:pPr>
       <w:r>
@@ -5694,49 +5640,7 @@
           <w:sz w:val="28"/>
           <w:szCs w:val="28"/>
         </w:rPr>
-        <w:t xml:space="preserve">Структура курсовой работы включает введение, основную часть, заключение, список использованных источников и приложения. В первой главе рассматриваются теоретические основы клеточных автоматов, во второй </w:t>
-      </w:r>
-      <w:r>
-        <w:rPr>
-          <w:sz w:val="28"/>
-          <w:szCs w:val="28"/>
-        </w:rPr>
-        <w:t>–</w:t>
-      </w:r>
-      <w:r>
-        <w:rPr>
-          <w:sz w:val="28"/>
-          <w:szCs w:val="28"/>
-        </w:rPr>
-        <w:t xml:space="preserve"> анализ и постановка задачи, в третьей </w:t>
-      </w:r>
-      <w:r>
-        <w:rPr>
-          <w:sz w:val="28"/>
-          <w:szCs w:val="28"/>
-        </w:rPr>
-        <w:t>–</w:t>
-      </w:r>
-      <w:r>
-        <w:rPr>
-          <w:sz w:val="28"/>
-          <w:szCs w:val="28"/>
-        </w:rPr>
-        <w:t xml:space="preserve"> проектирование системы, в четвертой </w:t>
-      </w:r>
-      <w:r>
-        <w:rPr>
-          <w:sz w:val="28"/>
-          <w:szCs w:val="28"/>
-        </w:rPr>
-        <w:t>–</w:t>
-      </w:r>
-      <w:r>
-        <w:rPr>
-          <w:sz w:val="28"/>
-          <w:szCs w:val="28"/>
-        </w:rPr>
-        <w:t xml:space="preserve"> реализация программного продукта, в пятой </w:t>
+        <w:t xml:space="preserve">Структура курсовой работы включает введение, основную часть, заключение, список использованных источников и приложения. В первой главе рассматриваются теоретические основы клеточных автоматов, во второй – анализ и постановка задачи, в третьей – проектирование системы, в четвертой – реализация программного продукта, в пятой </w:t>
       </w:r>
       <w:r>
         <w:rPr>
@@ -6541,7 +6445,6 @@
         <w:pStyle w:val="2"/>
         <w:rPr>
           <w:szCs w:val="28"/>
-          <w:lang w:val="en-US"/>
         </w:rPr>
       </w:pPr>
       <w:bookmarkStart w:id="22" w:name="_Toc229413688"/>
@@ -8401,6 +8304,7 @@
       </w:pPr>
       <w:r>
         <w:rPr>
+          <w:noProof/>
           <w:sz w:val="28"/>
           <w:szCs w:val="28"/>
         </w:rPr>
@@ -8574,6 +8478,7 @@
       </w:pPr>
       <w:r>
         <w:rPr>
+          <w:noProof/>
           <w:sz w:val="28"/>
           <w:szCs w:val="28"/>
         </w:rPr>
@@ -8746,6 +8651,7 @@
       </w:pPr>
       <w:r>
         <w:rPr>
+          <w:noProof/>
           <w:sz w:val="28"/>
           <w:szCs w:val="28"/>
         </w:rPr>
@@ -9140,6 +9046,7 @@
       </w:pPr>
       <w:r>
         <w:rPr>
+          <w:noProof/>
           <w:sz w:val="28"/>
           <w:szCs w:val="28"/>
         </w:rPr>
@@ -9283,6 +9190,7 @@
       </w:pPr>
       <w:r>
         <w:rPr>
+          <w:noProof/>
           <w:sz w:val="28"/>
           <w:szCs w:val="28"/>
         </w:rPr>
@@ -9426,6 +9334,7 @@
       </w:pPr>
       <w:r>
         <w:rPr>
+          <w:noProof/>
           <w:sz w:val="28"/>
           <w:szCs w:val="28"/>
         </w:rPr>
@@ -9569,6 +9478,7 @@
       </w:pPr>
       <w:r>
         <w:rPr>
+          <w:noProof/>
           <w:sz w:val="28"/>
           <w:szCs w:val="28"/>
         </w:rPr>
@@ -10036,36 +9946,10 @@
       <w:r>
         <w:rPr>
           <w:szCs w:val="28"/>
-          <w:lang w:val="en-US"/>
-        </w:rPr>
-        <w:t xml:space="preserve">6.3 </w:t>
-      </w:r>
-      <w:proofErr w:type="spellStart"/>
-      <w:r>
-        <w:rPr>
-          <w:szCs w:val="28"/>
-          <w:lang w:val="en-US"/>
-        </w:rPr>
-        <w:t>Ограничения</w:t>
-      </w:r>
-      <w:proofErr w:type="spellEnd"/>
-      <w:r>
-        <w:rPr>
-          <w:szCs w:val="28"/>
-          <w:lang w:val="en-US"/>
-        </w:rPr>
-        <w:t xml:space="preserve"> </w:t>
-      </w:r>
-      <w:proofErr w:type="spellStart"/>
-      <w:r>
-        <w:rPr>
-          <w:szCs w:val="28"/>
-          <w:lang w:val="en-US"/>
-        </w:rPr>
-        <w:t>системы</w:t>
+        </w:rPr>
+        <w:t>6.3 Ограничения системы</w:t>
       </w:r>
       <w:bookmarkEnd w:id="46"/>
-      <w:proofErr w:type="spellEnd"/>
     </w:p>
     <w:p>
       <w:pPr>
@@ -10144,16 +10028,13 @@
         </w:rPr>
       </w:pPr>
       <w:bookmarkStart w:id="47" w:name="_Toc229413713"/>
-      <w:proofErr w:type="spellStart"/>
-      <w:r>
-        <w:rPr>
-          <w:szCs w:val="28"/>
-          <w:lang w:val="en-US"/>
+      <w:r>
+        <w:rPr>
+          <w:szCs w:val="28"/>
         </w:rPr>
         <w:t>Заключение</w:t>
       </w:r>
       <w:bookmarkEnd w:id="47"/>
-      <w:proofErr w:type="spellEnd"/>
     </w:p>
     <w:p>
       <w:pPr>
@@ -10283,7 +10164,6 @@
         <w:rPr>
           <w:sz w:val="28"/>
           <w:szCs w:val="28"/>
-          <w:lang w:val="en-US"/>
         </w:rPr>
         <w:br w:type="page"/>
       </w:r>
